--- a/public/temas/ejercicio-1/ESQUEMA TEMA 52.docx
+++ b/public/temas/ejercicio-1/ESQUEMA TEMA 52.docx
@@ -210,7 +210,7 @@
           <w:rFonts w:ascii="Cambria" w:hAnsi="Cambria" w:cs="Cambria" w:eastAsia="Cambria"/>
           <w:sz w:val="22"/>
         </w:rPr>
-        <w:t xml:space="preserve"> (RD 1055/2022, sustituye a la Ley 11/1997)</w:t>
+        <w:t xml:space="preserve"> (Real Decreto 1055/2022, sustituye a la Ley 11/1997)</w:t>
       </w:r>
     </w:p>
     <w:p>
@@ -1218,7 +1218,7 @@
           <w:rFonts w:ascii="Cambria" w:hAnsi="Cambria" w:cs="Cambria" w:eastAsia="Cambria"/>
           <w:sz w:val="22"/>
         </w:rPr>
-        <w:t xml:space="preserve">, norma de cabecera en España (derogó Ley 11/1997 y RD 782/1998), en el marco de la </w:t>
+        <w:t xml:space="preserve">, norma de cabecera en España (derogó Ley 11/1997 y Real Decreto 782/1998), en el marco de la </w:t>
       </w:r>
       <w:r>
         <w:rPr>
@@ -1408,7 +1408,7 @@
           <w:rFonts w:ascii="Cambria" w:hAnsi="Cambria" w:cs="Cambria" w:eastAsia="Cambria"/>
           <w:sz w:val="22"/>
         </w:rPr>
-        <w:t>: Directiva (UE) 2019/904 integrada en Ley 7/2022 y RD 1055/2022</w:t>
+        <w:t>: Directiva (UE) 2019/904 integrada en Ley 7/2022 y Real Decreto 1055/2022</w:t>
       </w:r>
     </w:p>
     <w:p>
@@ -2095,7 +2095,7 @@
           <w:b/>
           <w:sz w:val="22"/>
         </w:rPr>
-        <w:t>RD 691/2005</w:t>
+        <w:t>Real Decreto 691/2005</w:t>
       </w:r>
     </w:p>
     <w:p>
@@ -2140,7 +2140,7 @@
           <w:b/>
           <w:sz w:val="22"/>
         </w:rPr>
-        <w:t>RD 1184/1994</w:t>
+        <w:t>Real Decreto 1184/1994</w:t>
       </w:r>
     </w:p>
     <w:p>
@@ -2502,7 +2502,7 @@
           <w:rFonts w:ascii="Cambria" w:hAnsi="Cambria" w:cs="Cambria" w:eastAsia="Cambria"/>
           <w:sz w:val="22"/>
         </w:rPr>
-        <w:t xml:space="preserve">RD 1055/2022 y PPWR: </w:t>
+        <w:t xml:space="preserve">Real Decreto 1055/2022 y PPWR: </w:t>
       </w:r>
       <w:r>
         <w:rPr>
@@ -2670,7 +2670,7 @@
           <w:rFonts w:ascii="Cambria" w:hAnsi="Cambria" w:cs="Cambria" w:eastAsia="Cambria"/>
           <w:sz w:val="22"/>
         </w:rPr>
-        <w:t xml:space="preserve"> y economía circular (PPWR, RD 1055/2022, Ley 7/2022)</w:t>
+        <w:t xml:space="preserve"> y economía circular (PPWR, Real Decreto 1055/2022, Ley 7/2022)</w:t>
       </w:r>
     </w:p>
     <w:p>
